--- a/_materials/docs/out/Акт № 3 от 31.07.2026 (период с 01.05.2026 по 31.07.2026).docx
+++ b/_materials/docs/out/Акт № 3 от 31.07.2026 (период с 01.05.2026 по 31.07.2026).docx
@@ -72,7 +72,7 @@
           <w:b w:val="0"/>
           <w:i w:val="0"/>
         </w:rPr>
-        <w:t>Заказчик: ООО «АНГЕЛ-ДЕНТ», ИНН 5012077543, КПП __________, 143968, Московская обл., г. Реутов, ул. Победы, д. 22., в лице генерального директора Геворкяна Санатрука Ивановича.</w:t>
+        <w:t>Заказчик: ООО «АНГЕЛ-ДЕНТ», ИНН 5012077543, КПП __________, 143968, Московская обл., г. Реутов, ул. Победы, д. 22, в лице генерального директора Геворкяна Санатрука Ивановича.</w:t>
       </w:r>
     </w:p>
     <w:p>
@@ -270,7 +270,7 @@
                 <w:b w:val="0"/>
                 <w:sz w:val="20"/>
               </w:rPr>
-              <w:t>Услуги по продвижению сайтов angel-denta.ru, versal-dent.ru, venecia-dent.ru (поисковая оптимизация, подготовка и размещение материалов, ведение карточек в справочниках и на картах, работа с отзывами, веб-аналитика и отчётность) за период с 01.05.2026 по 31.07.2026</w:t>
+              <w:t>Услуги по разработке, наполнению, запуску и продвижению сайтов Заказчика (angel-denta.ru, versal-dent.ru, venecia-dent.ru): вёрстка и наполнение страниц, настройка форм обратной связи и веб-аналитики, поисковая оптимизация, подготовка и размещение материалов, ведение карточек в справочниках и на картах — за период с 01.05.2026 по 31.07.2026</w:t>
             </w:r>
           </w:p>
         </w:tc>
